--- a/output_receita_federal/parecer_normativo_cst/documents/pn_cst_10_19920817.docx
+++ b/output_receita_federal/parecer_normativo_cst/documents/pn_cst_10_19920817.docx
@@ -62,12 +62,12 @@
     </w:p>
     <w:p>
       <w:r>
-        <w:t>4. Com efeito, a Lei no 7.713, de 22 de dezembro de 1988, ao dar um novo tratamento tributário aos rendimentos percebidos por pessoas físicas, elencou como isentas do imposto de renda, as diárias destinadas, exclusivamente, ao pagamento de despesas de alimentação e pousada, por serviço eventual realizado em município diferente do da sede de trabalho (art 6o, inciso II).</w:t>
+        <w:t>4. Com efeito, a Lei no 7.713, de 22 de dezembro de 1988, ao dar um novo tratamento tributário aos rendimentos percebidos por pessoas físicas, elencou como isentas do imposto de renda, as diárias destinadas, exclusivamente, ao pagamento de despesas de alimentação e pousada, por serviço eventual realizado em município diferente do da sede de trabalho (art 6º, inciso II).</w:t>
       </w:r>
     </w:p>
     <w:p>
       <w:r>
-        <w:t>5. Muito embora o inciso II do art 6o da Lei em análise tenha sido silente quanto à questão do pagamento de diárias por viagens a serviço para o exterior, deve-se reconhecer que o legislador, ao colocar a condição "em município diferente do da sede de trabalho", não excluiu a possibilidade de a isenção albergar as diárias pagas a empregados por serviços prestados no exterior, mesmo porque não faria sentido, tendo em vista o fim a que se destinam as diárias (alimentação e pousada), tal distinção.</w:t>
+        <w:t>5. Muito embora o inciso II do art 6º da Lei em análise tenha sido silente quanto à questão do pagamento de diárias por viagens a serviço para o exterior, deve-se reconhecer que o legislador, ao colocar a condição "em município diferente do da sede de trabalho", não excluiu a possibilidade de a isenção albergar as diárias pagas a empregados por serviços prestados no exterior, mesmo porque não faria sentido, tendo em vista o fim a que se destinam as diárias (alimentação e pousada), tal distinção.</w:t>
       </w:r>
     </w:p>
     <w:p>
@@ -117,7 +117,7 @@
     </w:p>
     <w:p>
       <w:r>
-        <w:t>14. Valetin Carrion em sua consagrada obra "Comentários à Consolidação das Leis do Trabalho", 13a Edição, São Paulo, Editora Revista dos Tribunais, 1990, página 298, destaca que "entretanto, essas diárias somente serão devidas quando houver a respectiva viagem".</w:t>
+        <w:t>14. Valetin Carrion em sua consagrada obra "Comentários à Consolidação das Leis do Trabalho", 13ª Edição, São Paulo, Editora Revista dos Tribunais, 1990, página 298, destaca que "entretanto, essas diárias somente serão devidas quando houver a respectiva viagem".</w:t>
       </w:r>
     </w:p>
     <w:p>
